--- a/backend/stet/data/stet_tpi.docx
+++ b/backend/stet/data/stet_tpi.docx
@@ -63,7 +63,19 @@
               <w:rPr>
                 <w:color w:val="000000" w:themeColor="text1"/>
               </w:rPr>
-              <w:t>Dispela tok Grik i makim ‘papa’ em pikinini i laikim tumas papa em i save kolim dispela nem.</w:t>
+              <w:t>Dispela tok</w:t>
+            </w:r>
+            <w:r>
+              <w:rPr>
+                <w:color w:val="000000" w:themeColor="text1"/>
+              </w:rPr>
+              <w:t xml:space="preserve"> Aram</w:t>
+            </w:r>
+            <w:r>
+              <w:rPr>
+                <w:color w:val="000000" w:themeColor="text1"/>
+              </w:rPr>
+              <w:t xml:space="preserve"> i makim ‘papa’ em pikinini i laikim tumas papa em i save kolim dispela nem.</w:t>
             </w:r>
           </w:p>
           <w:p>
@@ -114,7 +126,19 @@
               <w:rPr>
                 <w:color w:val="000000" w:themeColor="text1"/>
               </w:rPr>
-              <w:t>Planti ol trenslesen i kisim dispela tok lon Grik na tanim dispela tok.</w:t>
+              <w:t xml:space="preserve">Planti ol trenslesen i kisim dispela tok </w:t>
+            </w:r>
+            <w:r>
+              <w:rPr>
+                <w:color w:val="000000" w:themeColor="text1"/>
+              </w:rPr>
+              <w:t>long Aram</w:t>
+            </w:r>
+            <w:r>
+              <w:rPr>
+                <w:color w:val="000000" w:themeColor="text1"/>
+              </w:rPr>
+              <w:t xml:space="preserve"> na tanim dispela tok.</w:t>
             </w:r>
           </w:p>
         </w:tc>
@@ -1863,7 +1887,13 @@
           </w:p>
           <w:p>
             <w:r>
-              <w:t>G3107, G3106, G3105, G2129, G2128, G2127, G1757</w:t>
+              <w:t>G3107, G3106, G310</w:t>
+            </w:r>
+            <w:r>
+              <w:t>8</w:t>
+            </w:r>
+            <w:r>
+              <w:t>, G2129, G2128, G2127, G1757</w:t>
             </w:r>
           </w:p>
           <w:p/>
@@ -3024,7 +3054,21 @@
                 <w:bCs/>
               </w:rPr>
               <w:lastRenderedPageBreak/>
-              <w:t>kot, kokim</w:t>
+              <w:t>kot, ko</w:t>
+            </w:r>
+            <w:r>
+              <w:rPr>
+                <w:b/>
+                <w:bCs/>
+              </w:rPr>
+              <w:t>t</w:t>
+            </w:r>
+            <w:r>
+              <w:rPr>
+                <w:b/>
+                <w:bCs/>
+              </w:rPr>
+              <w:t>im</w:t>
             </w:r>
           </w:p>
           <w:p>
@@ -3447,6 +3491,13 @@
                 <w:bCs/>
               </w:rPr>
               <w:lastRenderedPageBreak/>
+              <w:t xml:space="preserve">diwai </w:t>
+            </w:r>
+            <w:r>
+              <w:rPr>
+                <w:b/>
+                <w:bCs/>
+              </w:rPr>
               <w:t>kros</w:t>
             </w:r>
           </w:p>
@@ -3470,7 +3521,25 @@
               <w:rPr>
                 <w:color w:val="000000" w:themeColor="text1"/>
               </w:rPr>
-              <w:t xml:space="preserve">Kros em wanpela diwai pos wantaim narapela pos i slip krosim dispela pos. Ol Rom i save yusim ol kros bilong kilim i dai ol raskol. </w:t>
+              <w:t>Diwai k</w:t>
+            </w:r>
+            <w:r>
+              <w:rPr>
+                <w:color w:val="000000" w:themeColor="text1"/>
+              </w:rPr>
+              <w:t xml:space="preserve">ros em wanpela diwai pos wantaim narapela pos i slip krosim dispela pos. Ol Rom i save yusim ol </w:t>
+            </w:r>
+            <w:r>
+              <w:rPr>
+                <w:color w:val="000000" w:themeColor="text1"/>
+              </w:rPr>
+              <w:t xml:space="preserve">diwai </w:t>
+            </w:r>
+            <w:r>
+              <w:rPr>
+                <w:color w:val="000000" w:themeColor="text1"/>
+              </w:rPr>
+              <w:t xml:space="preserve">kros bilong kilim i dai ol raskol. </w:t>
             </w:r>
           </w:p>
           <w:p>
@@ -3676,7 +3745,23 @@
                 <w:bCs/>
                 <w:color w:val="000000" w:themeColor="text1"/>
               </w:rPr>
-              <w:t>hagamap long diwai kros</w:t>
+              <w:t>ha</w:t>
+            </w:r>
+            <w:r>
+              <w:rPr>
+                <w:b/>
+                <w:bCs/>
+                <w:color w:val="000000" w:themeColor="text1"/>
+              </w:rPr>
+              <w:t>n</w:t>
+            </w:r>
+            <w:r>
+              <w:rPr>
+                <w:b/>
+                <w:bCs/>
+                <w:color w:val="000000" w:themeColor="text1"/>
+              </w:rPr>
+              <w:t>gamap long diwai kros</w:t>
             </w:r>
           </w:p>
           <w:p>
@@ -5001,15 +5086,15 @@
               <w:pStyle w:val="Compact"/>
             </w:pPr>
             <w:r>
+              <w:t>Mark 13:20</w:t>
+            </w:r>
+          </w:p>
+          <w:p>
+            <w:pPr>
+              <w:pStyle w:val="Compact"/>
+            </w:pPr>
+            <w:r>
               <w:t>Luke 23:35</w:t>
-            </w:r>
-          </w:p>
-          <w:p>
-            <w:pPr>
-              <w:pStyle w:val="Compact"/>
-            </w:pPr>
-            <w:r>
-              <w:t>Mark 13:20</w:t>
             </w:r>
           </w:p>
           <w:p>

--- a/backend/stet/data/stet_tpi.docx
+++ b/backend/stet/data/stet_tpi.docx
@@ -1,6 +1,6 @@
 
 <file path=word/document.xml><?xml version="1.0" encoding="utf-8"?>
-<w:document xmlns:wpc="http://schemas.microsoft.com/office/word/2010/wordprocessingCanvas" xmlns:cx="http://schemas.microsoft.com/office/drawing/2014/chartex" xmlns:cx1="http://schemas.microsoft.com/office/drawing/2015/9/8/chartex" xmlns:cx2="http://schemas.microsoft.com/office/drawing/2015/10/21/chartex" xmlns:cx3="http://schemas.microsoft.com/office/drawing/2016/5/9/chartex" xmlns:cx4="http://schemas.microsoft.com/office/drawing/2016/5/10/chartex" xmlns:cx5="http://schemas.microsoft.com/office/drawing/2016/5/11/chartex" xmlns:cx6="http://schemas.microsoft.com/office/drawing/2016/5/12/chartex" xmlns:cx7="http://schemas.microsoft.com/office/drawing/2016/5/13/chartex" xmlns:cx8="http://schemas.microsoft.com/office/drawing/2016/5/14/chartex" xmlns:mc="http://schemas.openxmlformats.org/markup-compatibility/2006" xmlns:aink="http://schemas.microsoft.com/office/drawing/2016/ink" xmlns:am3d="http://schemas.microsoft.com/office/drawing/2017/model3d" xmlns:o="urn:schemas-microsoft-com:office:office" xmlns:oel="http://schemas.microsoft.com/office/2019/extlst" xmlns:r="http://schemas.openxmlformats.org/officeDocument/2006/relationships" xmlns:m="http://schemas.openxmlformats.org/officeDocument/2006/math" xmlns:v="urn:schemas-microsoft-com:vml" xmlns:wp14="http://schemas.microsoft.com/office/word/2010/wordprocessingDrawing" xmlns:wp="http://schemas.openxmlformats.org/drawingml/2006/wordprocessingDrawing" xmlns:w10="urn:schemas-microsoft-com:office:word" xmlns:w="http://schemas.openxmlformats.org/wordprocessingml/2006/main" xmlns:w14="http://schemas.microsoft.com/office/word/2010/wordml" xmlns:w15="http://schemas.microsoft.com/office/word/2012/wordml" xmlns:w16cex="http://schemas.microsoft.com/office/word/2018/wordml/cex" xmlns:w16cid="http://schemas.microsoft.com/office/word/2016/wordml/cid" xmlns:w16="http://schemas.microsoft.com/office/word/2018/wordml" xmlns:w16du="http://schemas.microsoft.com/office/word/2023/wordml/word16du" xmlns:w16sdtdh="http://schemas.microsoft.com/office/word/2020/wordml/sdtdatahash" xmlns:w16sdtfl="http://schemas.microsoft.com/office/word/2024/wordml/sdtformatlock" xmlns:w16se="http://schemas.microsoft.com/office/word/2015/wordml/symex" xmlns:wpg="http://schemas.microsoft.com/office/word/2010/wordprocessingGroup" xmlns:wpi="http://schemas.microsoft.com/office/word/2010/wordprocessingInk" xmlns:wne="http://schemas.microsoft.com/office/word/2006/wordml" xmlns:wps="http://schemas.microsoft.com/office/word/2010/wordprocessingShape" mc:Ignorable="w14 w15 w16se w16cid w16 w16cex w16sdtdh w16sdtfl w16du wp14">
+<w:document xmlns:wpc="http://schemas.microsoft.com/office/word/2010/wordprocessingCanvas" xmlns:cx="http://schemas.microsoft.com/office/drawing/2014/chartex" xmlns:cx1="http://schemas.microsoft.com/office/drawing/2015/9/8/chartex" xmlns:cx2="http://schemas.microsoft.com/office/drawing/2015/10/21/chartex" xmlns:cx3="http://schemas.microsoft.com/office/drawing/2016/5/9/chartex" xmlns:cx4="http://schemas.microsoft.com/office/drawing/2016/5/10/chartex" xmlns:cx5="http://schemas.microsoft.com/office/drawing/2016/5/11/chartex" xmlns:cx6="http://schemas.microsoft.com/office/drawing/2016/5/12/chartex" xmlns:cx7="http://schemas.microsoft.com/office/drawing/2016/5/13/chartex" xmlns:cx8="http://schemas.microsoft.com/office/drawing/2016/5/14/chartex" xmlns:mc="http://schemas.openxmlformats.org/markup-compatibility/2006" xmlns:m="http://schemas.openxmlformats.org/officeDocument/2006/math" xmlns:aink="http://schemas.microsoft.com/office/drawing/2016/ink" xmlns:am3d="http://schemas.microsoft.com/office/drawing/2017/model3d" xmlns:oel="http://schemas.microsoft.com/office/2019/extlst" xmlns:r="http://schemas.openxmlformats.org/officeDocument/2006/relationships" xmlns:wp14="http://schemas.microsoft.com/office/word/2010/wordprocessingDrawing" xmlns:wp="http://schemas.openxmlformats.org/drawingml/2006/wordprocessingDrawing" xmlns:wpg="http://schemas.microsoft.com/office/word/2010/wordprocessingGroup" xmlns:wpi="http://schemas.microsoft.com/office/word/2010/wordprocessingInk" xmlns:wps="http://schemas.microsoft.com/office/word/2010/wordprocessingShape" xmlns:o="urn:schemas-microsoft-com:office:office" xmlns:v="urn:schemas-microsoft-com:vml" xmlns:w10="urn:schemas-microsoft-com:office:word" xmlns:w="http://schemas.openxmlformats.org/wordprocessingml/2006/main" xmlns:w14="http://schemas.microsoft.com/office/word/2010/wordml" xmlns:w15="http://schemas.microsoft.com/office/word/2012/wordml" xmlns:w16cex="http://schemas.microsoft.com/office/word/2018/wordml/cex" xmlns:w16cid="http://schemas.microsoft.com/office/word/2016/wordml/cid" xmlns:w16="http://schemas.microsoft.com/office/word/2018/wordml" xmlns:w16sdtdh="http://schemas.microsoft.com/office/word/2020/wordml/sdtdatahash" xmlns:w16sdtfl="http://schemas.microsoft.com/office/word/2024/wordml/sdtformatlock" xmlns:w16se="http://schemas.microsoft.com/office/word/2015/wordml/symex" xmlns:w16du="http://schemas.microsoft.com/office/word/2023/wordml/word16du" xmlns:wne="http://schemas.microsoft.com/office/word/2006/wordml" mc:Ignorable="w14 w15 w16se w16cid w16 w16cex w16sdtdh w16sdtfl w16du wp14">
   <w:body>
     <w:tbl>
       <w:tblPr>
@@ -12099,7 +12099,25 @@
               <w:rPr>
                 <w:color w:val="000000" w:themeColor="text1"/>
               </w:rPr>
-              <w:t>G26, G27</w:t>
+              <w:t>G2</w:t>
+            </w:r>
+            <w:r>
+              <w:rPr>
+                <w:color w:val="000000" w:themeColor="text1"/>
+              </w:rPr>
+              <w:t>5</w:t>
+            </w:r>
+            <w:r>
+              <w:rPr>
+                <w:color w:val="000000" w:themeColor="text1"/>
+              </w:rPr>
+              <w:t>, G2</w:t>
+            </w:r>
+            <w:r>
+              <w:rPr>
+                <w:color w:val="000000" w:themeColor="text1"/>
+              </w:rPr>
+              <w:t>6</w:t>
             </w:r>
           </w:p>
         </w:tc>
@@ -20378,7 +20396,7 @@
 </file>
 
 <file path=word/numbering.xml><?xml version="1.0" encoding="utf-8"?>
-<w:numbering xmlns:wpc="http://schemas.microsoft.com/office/word/2010/wordprocessingCanvas" xmlns:cx="http://schemas.microsoft.com/office/drawing/2014/chartex" xmlns:cx1="http://schemas.microsoft.com/office/drawing/2015/9/8/chartex" xmlns:cx2="http://schemas.microsoft.com/office/drawing/2015/10/21/chartex" xmlns:cx3="http://schemas.microsoft.com/office/drawing/2016/5/9/chartex" xmlns:cx4="http://schemas.microsoft.com/office/drawing/2016/5/10/chartex" xmlns:cx5="http://schemas.microsoft.com/office/drawing/2016/5/11/chartex" xmlns:cx6="http://schemas.microsoft.com/office/drawing/2016/5/12/chartex" xmlns:cx7="http://schemas.microsoft.com/office/drawing/2016/5/13/chartex" xmlns:cx8="http://schemas.microsoft.com/office/drawing/2016/5/14/chartex" xmlns:mc="http://schemas.openxmlformats.org/markup-compatibility/2006" xmlns:aink="http://schemas.microsoft.com/office/drawing/2016/ink" xmlns:am3d="http://schemas.microsoft.com/office/drawing/2017/model3d" xmlns:o="urn:schemas-microsoft-com:office:office" xmlns:oel="http://schemas.microsoft.com/office/2019/extlst" xmlns:r="http://schemas.openxmlformats.org/officeDocument/2006/relationships" xmlns:m="http://schemas.openxmlformats.org/officeDocument/2006/math" xmlns:v="urn:schemas-microsoft-com:vml" xmlns:wp14="http://schemas.microsoft.com/office/word/2010/wordprocessingDrawing" xmlns:wp="http://schemas.openxmlformats.org/drawingml/2006/wordprocessingDrawing" xmlns:w10="urn:schemas-microsoft-com:office:word" xmlns:w="http://schemas.openxmlformats.org/wordprocessingml/2006/main" xmlns:w14="http://schemas.microsoft.com/office/word/2010/wordml" xmlns:w15="http://schemas.microsoft.com/office/word/2012/wordml" xmlns:w16cex="http://schemas.microsoft.com/office/word/2018/wordml/cex" xmlns:w16cid="http://schemas.microsoft.com/office/word/2016/wordml/cid" xmlns:w16="http://schemas.microsoft.com/office/word/2018/wordml" xmlns:w16du="http://schemas.microsoft.com/office/word/2023/wordml/word16du" xmlns:w16sdtdh="http://schemas.microsoft.com/office/word/2020/wordml/sdtdatahash" xmlns:w16sdtfl="http://schemas.microsoft.com/office/word/2024/wordml/sdtformatlock" xmlns:w16se="http://schemas.microsoft.com/office/word/2015/wordml/symex" xmlns:wpg="http://schemas.microsoft.com/office/word/2010/wordprocessingGroup" xmlns:wpi="http://schemas.microsoft.com/office/word/2010/wordprocessingInk" xmlns:wne="http://schemas.microsoft.com/office/word/2006/wordml" xmlns:wps="http://schemas.microsoft.com/office/word/2010/wordprocessingShape" mc:Ignorable="w14 w15 w16se w16cid w16 w16cex w16sdtdh w16sdtfl w16du wp14">
+<w:numbering xmlns:wpc="http://schemas.microsoft.com/office/word/2010/wordprocessingCanvas" xmlns:cx="http://schemas.microsoft.com/office/drawing/2014/chartex" xmlns:cx1="http://schemas.microsoft.com/office/drawing/2015/9/8/chartex" xmlns:cx2="http://schemas.microsoft.com/office/drawing/2015/10/21/chartex" xmlns:cx3="http://schemas.microsoft.com/office/drawing/2016/5/9/chartex" xmlns:cx4="http://schemas.microsoft.com/office/drawing/2016/5/10/chartex" xmlns:cx5="http://schemas.microsoft.com/office/drawing/2016/5/11/chartex" xmlns:cx6="http://schemas.microsoft.com/office/drawing/2016/5/12/chartex" xmlns:cx7="http://schemas.microsoft.com/office/drawing/2016/5/13/chartex" xmlns:cx8="http://schemas.microsoft.com/office/drawing/2016/5/14/chartex" xmlns:mc="http://schemas.openxmlformats.org/markup-compatibility/2006" xmlns:m="http://schemas.openxmlformats.org/officeDocument/2006/math" xmlns:aink="http://schemas.microsoft.com/office/drawing/2016/ink" xmlns:am3d="http://schemas.microsoft.com/office/drawing/2017/model3d" xmlns:oel="http://schemas.microsoft.com/office/2019/extlst" xmlns:r="http://schemas.openxmlformats.org/officeDocument/2006/relationships" xmlns:wp14="http://schemas.microsoft.com/office/word/2010/wordprocessingDrawing" xmlns:wp="http://schemas.openxmlformats.org/drawingml/2006/wordprocessingDrawing" xmlns:wpg="http://schemas.microsoft.com/office/word/2010/wordprocessingGroup" xmlns:wpi="http://schemas.microsoft.com/office/word/2010/wordprocessingInk" xmlns:wps="http://schemas.microsoft.com/office/word/2010/wordprocessingShape" xmlns:o="urn:schemas-microsoft-com:office:office" xmlns:v="urn:schemas-microsoft-com:vml" xmlns:w10="urn:schemas-microsoft-com:office:word" xmlns:w="http://schemas.openxmlformats.org/wordprocessingml/2006/main" xmlns:w14="http://schemas.microsoft.com/office/word/2010/wordml" xmlns:w15="http://schemas.microsoft.com/office/word/2012/wordml" xmlns:w16cex="http://schemas.microsoft.com/office/word/2018/wordml/cex" xmlns:w16cid="http://schemas.microsoft.com/office/word/2016/wordml/cid" xmlns:w16="http://schemas.microsoft.com/office/word/2018/wordml" xmlns:w16sdtdh="http://schemas.microsoft.com/office/word/2020/wordml/sdtdatahash" xmlns:w16sdtfl="http://schemas.microsoft.com/office/word/2024/wordml/sdtformatlock" xmlns:w16se="http://schemas.microsoft.com/office/word/2015/wordml/symex" xmlns:w16du="http://schemas.microsoft.com/office/word/2023/wordml/word16du" xmlns:wne="http://schemas.microsoft.com/office/word/2006/wordml" mc:Ignorable="w14 w15 w16se w16cid w16 w16cex w16sdtdh w16sdtfl w16du wp14">
   <w:abstractNum w:abstractNumId="0" w15:restartNumberingAfterBreak="0">
     <w:nsid w:val="0000A991"/>
     <w:multiLevelType w:val="multilevel"/>
@@ -30507,7 +30525,7 @@
 </file>
 
 <file path=word/styles.xml><?xml version="1.0" encoding="utf-8"?>
-<w:styles xmlns:mc="http://schemas.openxmlformats.org/markup-compatibility/2006" xmlns:r="http://schemas.openxmlformats.org/officeDocument/2006/relationships" xmlns:w="http://schemas.openxmlformats.org/wordprocessingml/2006/main" xmlns:w14="http://schemas.microsoft.com/office/word/2010/wordml" xmlns:w15="http://schemas.microsoft.com/office/word/2012/wordml" xmlns:w16cex="http://schemas.microsoft.com/office/word/2018/wordml/cex" xmlns:w16cid="http://schemas.microsoft.com/office/word/2016/wordml/cid" xmlns:w16="http://schemas.microsoft.com/office/word/2018/wordml" xmlns:w16du="http://schemas.microsoft.com/office/word/2023/wordml/word16du" xmlns:w16sdtdh="http://schemas.microsoft.com/office/word/2020/wordml/sdtdatahash" xmlns:w16sdtfl="http://schemas.microsoft.com/office/word/2024/wordml/sdtformatlock" xmlns:w16se="http://schemas.microsoft.com/office/word/2015/wordml/symex" mc:Ignorable="w14 w15 w16se w16cid w16 w16cex w16sdtdh w16sdtfl w16du">
+<w:styles xmlns:mc="http://schemas.openxmlformats.org/markup-compatibility/2006" xmlns:r="http://schemas.openxmlformats.org/officeDocument/2006/relationships" xmlns:w="http://schemas.openxmlformats.org/wordprocessingml/2006/main" xmlns:w14="http://schemas.microsoft.com/office/word/2010/wordml" xmlns:w15="http://schemas.microsoft.com/office/word/2012/wordml" xmlns:w16cex="http://schemas.microsoft.com/office/word/2018/wordml/cex" xmlns:w16cid="http://schemas.microsoft.com/office/word/2016/wordml/cid" xmlns:w16="http://schemas.microsoft.com/office/word/2018/wordml" xmlns:w16sdtdh="http://schemas.microsoft.com/office/word/2020/wordml/sdtdatahash" xmlns:w16sdtfl="http://schemas.microsoft.com/office/word/2024/wordml/sdtformatlock" xmlns:w16se="http://schemas.microsoft.com/office/word/2015/wordml/symex" xmlns:w16du="http://schemas.microsoft.com/office/word/2023/wordml/word16du" mc:Ignorable="w14 w15 w16se w16cid w16 w16cex w16sdtdh w16sdtfl w16du">
   <w:docDefaults>
     <w:rPrDefault>
       <w:rPr>
